--- a/word_reports/위치_731_Various Artists_Pop Song 반세기 Vol. 7.docx
+++ b/word_reports/위치_731_Various Artists_Pop Song 반세기 Vol. 7.docx
@@ -4,7 +4,7 @@
   <w:body>
     <w:p>
       <w:pPr>
-        <w:spacing w:after="280"/>
+        <w:spacing w:after="80"/>
       </w:pPr>
       <w:r>
         <w:rPr w:rFonts="맑은 고딕">
@@ -13,94 +13,47 @@
           <w:color w:val="1E3A8A"/>
           <w:sz w:val="30"/>
         </w:rPr>
-        <w:t>[731] Various Artists - Pop Song 반세기 Vol. 7</w:t>
+        <w:t>Various Artists - Pop Song 반세기 Vol. 6</w:t>
       </w:r>
     </w:p>
     <w:p>
       <w:pPr>
-        <w:spacing w:after="320"/>
+        <w:spacing w:after="240"/>
       </w:pPr>
       <w:r>
         <w:rPr w:rFonts="맑은 고딕">
           <w:rFonts w:ascii="맑은 고딕" w:hAnsi="맑은 고딕" w:eastAsia="맑은 고딕"/>
           <w:b/>
-          <w:sz w:val="20"/>
+          <w:color w:val="4B5563"/>
+          <w:sz w:val="22"/>
         </w:rPr>
-        <w:t>■ 위치 : 731</w:t>
-        <w:br/>
-      </w:r>
-      <w:r>
-        <w:rPr w:rFonts="맑은 고딕">
-          <w:rFonts w:ascii="맑은 고딕" w:hAnsi="맑은 고딕" w:eastAsia="맑은 고딕"/>
-          <w:b/>
-          <w:sz w:val="20"/>
-        </w:rPr>
-        <w:t>■ 아티스트 : Various Artists</w:t>
-        <w:br/>
-      </w:r>
-      <w:r>
-        <w:rPr w:rFonts="맑은 고딕">
-          <w:rFonts w:ascii="맑은 고딕" w:hAnsi="맑은 고딕" w:eastAsia="맑은 고딕"/>
-          <w:b/>
-          <w:sz w:val="20"/>
-        </w:rPr>
-        <w:t>■ 앨범명 : Pop Song 반세기 Vol. 7</w:t>
-        <w:br/>
-      </w:r>
-      <w:r>
-        <w:rPr w:rFonts="맑은 고딕">
-          <w:rFonts w:ascii="맑은 고딕" w:hAnsi="맑은 고딕" w:eastAsia="맑은 고딕"/>
-          <w:b w:val="0"/>
-          <w:sz w:val="20"/>
-        </w:rPr>
-        <w:t>■ 음반 레이블 : 성음제작소 (Sung Eum / PolyGram)</w:t>
-        <w:br/>
-      </w:r>
-      <w:r>
-        <w:rPr w:rFonts="맑은 고딕">
-          <w:rFonts w:ascii="맑은 고딕" w:hAnsi="맑은 고딕" w:eastAsia="맑은 고딕"/>
-          <w:b w:val="0"/>
-          <w:sz w:val="20"/>
-        </w:rPr>
-        <w:t>■ 발매년도 : 1980</w:t>
-        <w:br/>
-      </w:r>
-      <w:r>
-        <w:rPr w:rFonts="맑은 고딕">
-          <w:rFonts w:ascii="맑은 고딕" w:hAnsi="맑은 고딕" w:eastAsia="맑은 고딕"/>
-          <w:b w:val="0"/>
-          <w:sz w:val="20"/>
-        </w:rPr>
-        <w:t>■ 장르 : 팝 / 올디스 팝 / 스탠더드 팝 (Pop / Oldies Pop / Standard Pop)</w:t>
-        <w:br/>
-      </w:r>
-      <w:r>
-        <w:rPr w:rFonts="맑은 고딕">
-          <w:rFonts w:ascii="맑은 고딕" w:hAnsi="맑은 고딕" w:eastAsia="맑은 고딕"/>
-          <w:b w:val="0"/>
-          <w:sz w:val="20"/>
-        </w:rPr>
-        <w:t>■ 주요 수록곡 : 1. Patti Page - Tennessee Waltz</w:t>
-        <w:br/>
+        <w:t>위치 :  731</w:t>
       </w:r>
     </w:p>
     <w:p>
       <w:pPr>
-        <w:spacing w:after="160"/>
+        <w:spacing w:line="324" w:lineRule="auto" w:before="80" w:after="160"/>
       </w:pPr>
       <w:r>
         <w:rPr w:rFonts="맑은 고딕">
           <w:rFonts w:ascii="맑은 고딕" w:hAnsi="맑은 고딕" w:eastAsia="맑은 고딕"/>
           <w:b/>
           <w:color w:val="1F2937"/>
-          <w:sz w:val="24"/>
+          <w:sz w:val="22"/>
         </w:rPr>
-        <w:t>■ 음반 해설 및 감상 가이드</w:t>
+        <w:t xml:space="preserve">[음반 소개] </w:t>
+      </w:r>
+      <w:r>
+        <w:rPr w:rFonts="맑은 고딕">
+          <w:rFonts w:ascii="맑은 고딕" w:hAnsi="맑은 고딕" w:eastAsia="맑은 고딕"/>
+          <w:b w:val="0"/>
+          <w:sz w:val="21"/>
+        </w:rPr>
       </w:r>
     </w:p>
     <w:p>
       <w:pPr>
-        <w:spacing w:line="312" w:lineRule="auto" w:after="120"/>
+        <w:spacing w:line="324" w:lineRule="auto" w:after="120"/>
       </w:pPr>
       <w:r>
         <w:rPr w:rFonts="맑은 고딕">
@@ -108,51 +61,516 @@
           <w:b w:val="0"/>
           <w:sz w:val="21"/>
         </w:rPr>
-        <w:t>컴필레이션 앨범 《Pop Song 반세기 Vol. 7》은 20세기 중반 서구 대중음악의 황금기를 수놓았던 불후의 명곡들을 정성스럽게 엄선하여 엮어낸 기획 음반입니다. LP 시대 한국의 음악 애호가들에게 스탠더드 팝의 미학과 서정성을 소개해 준 대표적인 컴필레이션 시리즈 중 하나로, 당시 대중의 삶과 감성을 깊게 매료시켰던 보컬 팝과 클래식 올디스의 정수를 담고 있습니다.</w:t>
+        <w:t>시간의 결을 품은 채 흘러간 지난 반세기의 위대한 팝 역사를 한 장의 바이닐에 정갈하게 갈무리한 기념비적인 컴필레이션 음반입니다. 서정적인 멜로디와 인간의 순수한 감정을 어루만지는 불멸의 선율들이 턴테이블의 회전을 따라 찬란하게 부활합니다. 라디오 다이얼 너머로 울려 퍼지던 아련한 시절의 노스탤지어와 당대 최고의 보컬리스트들이 남긴 온기 어린 울림이 묵직한 감동을 선사합니다. 세월이 흘러도 변치 않는 팝 클래식의 미학적 정수를 우아하고 기품 있는 소리로 전달하는 수작입니다.</w:t>
       </w:r>
     </w:p>
     <w:p>
       <w:pPr>
-        <w:spacing w:line="312" w:lineRule="auto" w:after="120"/>
+        <w:spacing w:line="324" w:lineRule="auto" w:before="200" w:after="80"/>
       </w:pPr>
+      <w:r>
+        <w:rPr w:rFonts="맑은 고딕">
+          <w:rFonts w:ascii="맑은 고딕" w:hAnsi="맑은 고딕" w:eastAsia="맑은 고딕"/>
+          <w:b/>
+          <w:color w:val="1E3A8A"/>
+          <w:sz w:val="24"/>
+        </w:rPr>
+        <w:t>1. 음반 데이터</w:t>
+      </w:r>
+    </w:p>
+    <w:p>
+      <w:pPr>
+        <w:spacing w:line="324" w:lineRule="auto" w:after="80"/>
+      </w:pPr>
+      <w:r>
+        <w:rPr w:rFonts="맑은 고딕">
+          <w:rFonts w:ascii="맑은 고딕" w:hAnsi="맑은 고딕" w:eastAsia="맑은 고딕"/>
+          <w:b w:val="0"/>
+          <w:color w:val="6B7280"/>
+          <w:sz w:val="21"/>
+        </w:rPr>
+        <w:t xml:space="preserve">· </w:t>
+      </w:r>
+      <w:r>
+        <w:rPr w:rFonts="맑은 고딕">
+          <w:rFonts w:ascii="맑은 고딕" w:hAnsi="맑은 고딕" w:eastAsia="맑은 고딕"/>
+          <w:b/>
+          <w:color w:val="1F2937"/>
+          <w:sz w:val="21"/>
+        </w:rPr>
+        <w:t xml:space="preserve">앨범명: </w:t>
+      </w:r>
       <w:r>
         <w:rPr w:rFonts="맑은 고딕">
           <w:rFonts w:ascii="맑은 고딕" w:hAnsi="맑은 고딕" w:eastAsia="맑은 고딕"/>
           <w:b w:val="0"/>
           <w:sz w:val="21"/>
         </w:rPr>
-        <w:t>본 음반은 빅밴드 기반의 우아한 오케스트레이션과 깊은 울림을 주는 크루너(Crooner) 보컬, 그리고 감미로운 컨트리·팝 발라드가 완벽한 조화를 이룹니다. 페티 페이지(Patti Page)의 단아하면서도 애수 어린 음색이 돋보이는 〈Tennessee Waltz〉부터, 앤디 윌리엄스(Andy Williams)의 낭만적인 미성이 빛나는 〈Moon River〉, 넷 킹 콜(Nat King Cole)의 품격 있는 벨벳 보이스가 품은 〈Unforgettable〉에 이르기까지 세월을 초월하여 사랑받는 가창자와 곡들이 이어집니다.</w:t>
+        <w:t>Pop Song 반세기 Vol. 6</w:t>
       </w:r>
     </w:p>
     <w:p>
       <w:pPr>
-        <w:spacing w:line="312" w:lineRule="auto" w:after="120"/>
+        <w:spacing w:line="324" w:lineRule="auto" w:after="80"/>
       </w:pPr>
+      <w:r>
+        <w:rPr w:rFonts="맑은 고딕">
+          <w:rFonts w:ascii="맑은 고딕" w:hAnsi="맑은 고딕" w:eastAsia="맑은 고딕"/>
+          <w:b w:val="0"/>
+          <w:color w:val="6B7280"/>
+          <w:sz w:val="21"/>
+        </w:rPr>
+        <w:t xml:space="preserve">· </w:t>
+      </w:r>
+      <w:r>
+        <w:rPr w:rFonts="맑은 고딕">
+          <w:rFonts w:ascii="맑은 고딕" w:hAnsi="맑은 고딕" w:eastAsia="맑은 고딕"/>
+          <w:b/>
+          <w:color w:val="1F2937"/>
+          <w:sz w:val="21"/>
+        </w:rPr>
+        <w:t xml:space="preserve">아티스트: </w:t>
+      </w:r>
       <w:r>
         <w:rPr w:rFonts="맑은 고딕">
           <w:rFonts w:ascii="맑은 고딕" w:hAnsi="맑은 고딕" w:eastAsia="맑은 고딕"/>
           <w:b w:val="0"/>
           <w:sz w:val="21"/>
         </w:rPr>
-        <w:t>감상의 핵심 포인트는 아날로그 LP 특유의 따뜻하고 묵직한 질감으로 재생되는 오케스트라 사운드와 아티스트들의 세밀한 숨소리입니다. 턴테이블의 바늘이 홈을 따라가며 내는 미세한 잡음조차 지나간 시절에 대한 아련한 향수를 자극하며, 마치 1950~60년대 고전 영화의 한 장면으로 들어선 듯한 청각적 몰입감을 선사합니다.</w:t>
+        <w:t>Various Artists</w:t>
       </w:r>
     </w:p>
     <w:p>
       <w:pPr>
-        <w:spacing w:line="312" w:lineRule="auto" w:after="120"/>
+        <w:spacing w:line="324" w:lineRule="auto" w:after="80"/>
       </w:pPr>
+      <w:r>
+        <w:rPr w:rFonts="맑은 고딕">
+          <w:rFonts w:ascii="맑은 고딕" w:hAnsi="맑은 고딕" w:eastAsia="맑은 고딕"/>
+          <w:b w:val="0"/>
+          <w:color w:val="6B7280"/>
+          <w:sz w:val="21"/>
+        </w:rPr>
+        <w:t xml:space="preserve">· </w:t>
+      </w:r>
+      <w:r>
+        <w:rPr w:rFonts="맑은 고딕">
+          <w:rFonts w:ascii="맑은 고딕" w:hAnsi="맑은 고딕" w:eastAsia="맑은 고딕"/>
+          <w:b/>
+          <w:color w:val="1F2937"/>
+          <w:sz w:val="21"/>
+        </w:rPr>
+        <w:t xml:space="preserve">발매 정보: </w:t>
+      </w:r>
       <w:r>
         <w:rPr w:rFonts="맑은 고딕">
           <w:rFonts w:ascii="맑은 고딕" w:hAnsi="맑은 고딕" w:eastAsia="맑은 고딕"/>
           <w:b w:val="0"/>
           <w:sz w:val="21"/>
         </w:rPr>
-        <w:t>결국 《Pop Song 반세기 Vol. 7》은 단순한 인기가요 모음집을 넘어, 세대를 이어 전달되는 대중음악사의 미학적 자산이라 할 수 있습니다. 편안함과 클래식한 품격을 동시에 갖춘 이 음반은 진정한 아날로그 음색의 매력과 함께 정서적 위안을 전해주는 소중한 컬렉션입니다.</w:t>
+        <w:t>20세기 중반 황금기를 수놓았던 서양 팝의 걸작들을 체계적으로 집대성하여 국내 애호가들에게 서구 대중음악의 정수를 품격 있게 소개하고자 기획·발매된 역사적 옴니버스 시리즈 음반입니다.</w:t>
+      </w:r>
+    </w:p>
+    <w:p>
+      <w:pPr>
+        <w:spacing w:line="324" w:lineRule="auto" w:after="80"/>
+      </w:pPr>
+      <w:r>
+        <w:rPr w:rFonts="맑은 고딕">
+          <w:rFonts w:ascii="맑은 고딕" w:hAnsi="맑은 고딕" w:eastAsia="맑은 고딕"/>
+          <w:b w:val="0"/>
+          <w:color w:val="6B7280"/>
+          <w:sz w:val="21"/>
+        </w:rPr>
+        <w:t xml:space="preserve">· </w:t>
+      </w:r>
+      <w:r>
+        <w:rPr w:rFonts="맑은 고딕">
+          <w:rFonts w:ascii="맑은 고딕" w:hAnsi="맑은 고딕" w:eastAsia="맑은 고딕"/>
+          <w:b/>
+          <w:color w:val="1F2937"/>
+          <w:sz w:val="21"/>
+        </w:rPr>
+        <w:t xml:space="preserve">LP 인기도(판매량): </w:t>
+      </w:r>
+      <w:r>
+        <w:rPr w:rFonts="맑은 고딕">
+          <w:rFonts w:ascii="맑은 고딕" w:hAnsi="맑은 고딕" w:eastAsia="맑은 고딕"/>
+          <w:b w:val="0"/>
+          <w:sz w:val="21"/>
+        </w:rPr>
+        <w:t>발매 당시 국내 음악 감상실과 심야 라디오 방송가를 중심으로 폭발적인 반향을 일으키며 연작 시리즈 전반에 걸쳐 롱셀러를 기록하였고, 당대 팝 애호가들의 필청 음반으로 확고히 자리 잡았습니다.</w:t>
+      </w:r>
+    </w:p>
+    <w:p>
+      <w:pPr>
+        <w:spacing w:line="324" w:lineRule="auto" w:after="80"/>
+      </w:pPr>
+      <w:r>
+        <w:rPr w:rFonts="맑은 고딕">
+          <w:rFonts w:ascii="맑은 고딕" w:hAnsi="맑은 고딕" w:eastAsia="맑은 고딕"/>
+          <w:b w:val="0"/>
+          <w:color w:val="6B7280"/>
+          <w:sz w:val="21"/>
+        </w:rPr>
+        <w:t xml:space="preserve">· </w:t>
+      </w:r>
+      <w:r>
+        <w:rPr w:rFonts="맑은 고딕">
+          <w:rFonts w:ascii="맑은 고딕" w:hAnsi="맑은 고딕" w:eastAsia="맑은 고딕"/>
+          <w:b/>
+          <w:color w:val="1F2937"/>
+          <w:sz w:val="21"/>
+        </w:rPr>
+        <w:t xml:space="preserve">각종 수상경력: </w:t>
+      </w:r>
+      <w:r>
+        <w:rPr w:rFonts="맑은 고딕">
+          <w:rFonts w:ascii="맑은 고딕" w:hAnsi="맑은 고딕" w:eastAsia="맑은 고딕"/>
+          <w:b w:val="0"/>
+          <w:sz w:val="21"/>
+        </w:rPr>
+        <w:t>단일 수상 내역을 넘어 빌보드 차트 정상을 차지했던 명곡들과 그래미 어워즈를 빛낸 세기의 아티스트들의 마스터피스를 망라함으로써 대중음악 평단으로부터 탁월한 큐레이션의 가치를 공인받았습니다.</w:t>
+      </w:r>
+    </w:p>
+    <w:p>
+      <w:pPr>
+        <w:spacing w:line="324" w:lineRule="auto" w:before="200" w:after="80"/>
+      </w:pPr>
+      <w:r>
+        <w:rPr w:rFonts="맑은 고딕">
+          <w:rFonts w:ascii="맑은 고딕" w:hAnsi="맑은 고딕" w:eastAsia="맑은 고딕"/>
+          <w:b/>
+          <w:color w:val="1E3A8A"/>
+          <w:sz w:val="24"/>
+        </w:rPr>
+        <w:t>2. 아티스트 정보</w:t>
+      </w:r>
+    </w:p>
+    <w:p>
+      <w:pPr>
+        <w:spacing w:line="324" w:lineRule="auto" w:after="80"/>
+      </w:pPr>
+      <w:r>
+        <w:rPr w:rFonts="맑은 고딕">
+          <w:rFonts w:ascii="맑은 고딕" w:hAnsi="맑은 고딕" w:eastAsia="맑은 고딕"/>
+          <w:b w:val="0"/>
+          <w:color w:val="6B7280"/>
+          <w:sz w:val="21"/>
+        </w:rPr>
+        <w:t xml:space="preserve">· </w:t>
+      </w:r>
+      <w:r>
+        <w:rPr w:rFonts="맑은 고딕">
+          <w:rFonts w:ascii="맑은 고딕" w:hAnsi="맑은 고딕" w:eastAsia="맑은 고딕"/>
+          <w:b/>
+          <w:color w:val="1F2937"/>
+          <w:sz w:val="21"/>
+        </w:rPr>
+        <w:t xml:space="preserve">국적: </w:t>
+      </w:r>
+      <w:r>
+        <w:rPr w:rFonts="맑은 고딕">
+          <w:rFonts w:ascii="맑은 고딕" w:hAnsi="맑은 고딕" w:eastAsia="맑은 고딕"/>
+          <w:b w:val="0"/>
+          <w:sz w:val="21"/>
+        </w:rPr>
+        <w:t>다국적 (미국, 영국 등)</w:t>
+      </w:r>
+    </w:p>
+    <w:p>
+      <w:pPr>
+        <w:spacing w:line="324" w:lineRule="auto" w:after="80"/>
+      </w:pPr>
+      <w:r>
+        <w:rPr w:rFonts="맑은 고딕">
+          <w:rFonts w:ascii="맑은 고딕" w:hAnsi="맑은 고딕" w:eastAsia="맑은 고딕"/>
+          <w:b w:val="0"/>
+          <w:color w:val="6B7280"/>
+          <w:sz w:val="21"/>
+        </w:rPr>
+        <w:t xml:space="preserve">· </w:t>
+      </w:r>
+      <w:r>
+        <w:rPr w:rFonts="맑은 고딕">
+          <w:rFonts w:ascii="맑은 고딕" w:hAnsi="맑은 고딕" w:eastAsia="맑은 고딕"/>
+          <w:b/>
+          <w:color w:val="1F2937"/>
+          <w:sz w:val="21"/>
+        </w:rPr>
+        <w:t xml:space="preserve">생몰년도: </w:t>
+      </w:r>
+      <w:r>
+        <w:rPr w:rFonts="맑은 고딕">
+          <w:rFonts w:ascii="맑은 고딕" w:hAnsi="맑은 고딕" w:eastAsia="맑은 고딕"/>
+          <w:b w:val="0"/>
+          <w:sz w:val="21"/>
+        </w:rPr>
+        <w:t>20세기 중·후반 활동 거장 중심</w:t>
+      </w:r>
+    </w:p>
+    <w:p>
+      <w:pPr>
+        <w:spacing w:line="324" w:lineRule="auto" w:after="80"/>
+      </w:pPr>
+      <w:r>
+        <w:rPr w:rFonts="맑은 고딕">
+          <w:rFonts w:ascii="맑은 고딕" w:hAnsi="맑은 고딕" w:eastAsia="맑은 고딕"/>
+          <w:b w:val="0"/>
+          <w:color w:val="6B7280"/>
+          <w:sz w:val="21"/>
+        </w:rPr>
+        <w:t xml:space="preserve">· </w:t>
+      </w:r>
+      <w:r>
+        <w:rPr w:rFonts="맑은 고딕">
+          <w:rFonts w:ascii="맑은 고딕" w:hAnsi="맑은 고딕" w:eastAsia="맑은 고딕"/>
+          <w:b/>
+          <w:color w:val="1F2937"/>
+          <w:sz w:val="21"/>
+        </w:rPr>
+        <w:t xml:space="preserve">그룹 소속: </w:t>
+      </w:r>
+      <w:r>
+        <w:rPr w:rFonts="맑은 고딕">
+          <w:rFonts w:ascii="맑은 고딕" w:hAnsi="맑은 고딕" w:eastAsia="맑은 고딕"/>
+          <w:b w:val="0"/>
+          <w:sz w:val="21"/>
+        </w:rPr>
+        <w:t>솔로 및 보컬 그룹 연합 (옴니버스)</w:t>
+      </w:r>
+    </w:p>
+    <w:p>
+      <w:pPr>
+        <w:spacing w:line="324" w:lineRule="auto" w:after="80"/>
+      </w:pPr>
+      <w:r>
+        <w:rPr w:rFonts="맑은 고딕">
+          <w:rFonts w:ascii="맑은 고딕" w:hAnsi="맑은 고딕" w:eastAsia="맑은 고딕"/>
+          <w:b w:val="0"/>
+          <w:color w:val="6B7280"/>
+          <w:sz w:val="21"/>
+        </w:rPr>
+        <w:t xml:space="preserve">· </w:t>
+      </w:r>
+      <w:r>
+        <w:rPr w:rFonts="맑은 고딕">
+          <w:rFonts w:ascii="맑은 고딕" w:hAnsi="맑은 고딕" w:eastAsia="맑은 고딕"/>
+          <w:b/>
+          <w:color w:val="1F2937"/>
+          <w:sz w:val="21"/>
+        </w:rPr>
+        <w:t xml:space="preserve">아티스트 소개: </w:t>
+      </w:r>
+      <w:r>
+        <w:rPr w:rFonts="맑은 고딕">
+          <w:rFonts w:ascii="맑은 고딕" w:hAnsi="맑은 고딕" w:eastAsia="맑은 고딕"/>
+          <w:b w:val="0"/>
+          <w:sz w:val="21"/>
+        </w:rPr>
+        <w:t>팝 음악의 여명기와 황금시대를 찬란하게 수놓은 당대 최고의 보컬리스트들과 명연주자들이 한자리에 모인 역사적 연대기입니다. 스탠더드 팝의 기틀을 마련하고 인간의 보편적 정서를 노래한 이들의 독창적인 예술성은 현대 대중음악의 거대한 뿌리를 형성하였습니다.</w:t>
+      </w:r>
+    </w:p>
+    <w:p>
+      <w:pPr>
+        <w:spacing w:line="324" w:lineRule="auto" w:before="200" w:after="80"/>
+      </w:pPr>
+      <w:r>
+        <w:rPr w:rFonts="맑은 고딕">
+          <w:rFonts w:ascii="맑은 고딕" w:hAnsi="맑은 고딕" w:eastAsia="맑은 고딕"/>
+          <w:b/>
+          <w:color w:val="1E3A8A"/>
+          <w:sz w:val="24"/>
+        </w:rPr>
+        <w:t>3. 음반 상세 분석</w:t>
+      </w:r>
+    </w:p>
+    <w:p>
+      <w:pPr>
+        <w:spacing w:line="324" w:lineRule="auto" w:after="80"/>
+      </w:pPr>
+      <w:r>
+        <w:rPr w:rFonts="맑은 고딕">
+          <w:rFonts w:ascii="맑은 고딕" w:hAnsi="맑은 고딕" w:eastAsia="맑은 고딕"/>
+          <w:b w:val="0"/>
+          <w:color w:val="6B7280"/>
+          <w:sz w:val="21"/>
+        </w:rPr>
+        <w:t xml:space="preserve">· </w:t>
+      </w:r>
+      <w:r>
+        <w:rPr w:rFonts="맑은 고딕">
+          <w:rFonts w:ascii="맑은 고딕" w:hAnsi="맑은 고딕" w:eastAsia="맑은 고딕"/>
+          <w:b/>
+          <w:color w:val="1F2937"/>
+          <w:sz w:val="21"/>
+        </w:rPr>
+        <w:t xml:space="preserve">역사적 위치: </w:t>
+      </w:r>
+      <w:r>
+        <w:rPr w:rFonts="맑은 고딕">
+          <w:rFonts w:ascii="맑은 고딕" w:hAnsi="맑은 고딕" w:eastAsia="맑은 고딕"/>
+          <w:b w:val="0"/>
+          <w:sz w:val="21"/>
+        </w:rPr>
+        <w:t>팝 음악이 단순한 대중적 유행을 넘어 시대를 대변하는 고전 예술로 승화하던 순간들을 밀도 있게 조명한 앤솔러지 음반입니다. 흩어져 있던 당대의 명연들을 하나의 완성도 높은 서사로 엮어내어 팝의 흐름을 한눈에 조망하게 하는 독보적인 아카이브적 의의를 지닙니다.</w:t>
+      </w:r>
+    </w:p>
+    <w:p>
+      <w:pPr>
+        <w:spacing w:line="324" w:lineRule="auto" w:after="80"/>
+      </w:pPr>
+      <w:r>
+        <w:rPr w:rFonts="맑은 고딕">
+          <w:rFonts w:ascii="맑은 고딕" w:hAnsi="맑은 고딕" w:eastAsia="맑은 고딕"/>
+          <w:b w:val="0"/>
+          <w:color w:val="6B7280"/>
+          <w:sz w:val="21"/>
+        </w:rPr>
+        <w:t xml:space="preserve">· </w:t>
+      </w:r>
+      <w:r>
+        <w:rPr w:rFonts="맑은 고딕">
+          <w:rFonts w:ascii="맑은 고딕" w:hAnsi="맑은 고딕" w:eastAsia="맑은 고딕"/>
+          <w:b/>
+          <w:color w:val="1F2937"/>
+          <w:sz w:val="21"/>
+        </w:rPr>
+        <w:t xml:space="preserve">시대의 흔적(스토리텔링): </w:t>
+      </w:r>
+      <w:r>
+        <w:rPr w:rFonts="맑은 고딕">
+          <w:rFonts w:ascii="맑은 고딕" w:hAnsi="맑은 고딕" w:eastAsia="맑은 고딕"/>
+          <w:b w:val="0"/>
+          <w:sz w:val="21"/>
+        </w:rPr>
+        <w:t>1970~80년대 LP의 검은 소릿골을 타고 흘러나오던 이 음악들은 청춘들에게 서구 낭만주의에 대한 동경이자 일상을 달래주던 순수한 위안이었습니다. 빛바랜 흑백 사진과 낡은 음악 다방의 공기, 한밤의 라디오 시그널을 떠올리게 하며 아날로그 세대의 애틋한 서정을 고스란히 환기합니다.</w:t>
+      </w:r>
+    </w:p>
+    <w:p>
+      <w:pPr>
+        <w:spacing w:line="324" w:lineRule="auto" w:before="200" w:after="80"/>
+      </w:pPr>
+      <w:r>
+        <w:rPr w:rFonts="맑은 고딕">
+          <w:rFonts w:ascii="맑은 고딕" w:hAnsi="맑은 고딕" w:eastAsia="맑은 고딕"/>
+          <w:b/>
+          <w:color w:val="1E3A8A"/>
+          <w:sz w:val="24"/>
+        </w:rPr>
+        <w:t>4. 주요 수록곡 및 감상 제언</w:t>
+      </w:r>
+    </w:p>
+    <w:p>
+      <w:pPr>
+        <w:spacing w:line="324" w:lineRule="auto" w:after="80"/>
+      </w:pPr>
+      <w:r>
+        <w:rPr w:rFonts="맑은 고딕">
+          <w:rFonts w:ascii="맑은 고딕" w:hAnsi="맑은 고딕" w:eastAsia="맑은 고딕"/>
+          <w:b w:val="0"/>
+          <w:color w:val="6B7280"/>
+          <w:sz w:val="21"/>
+        </w:rPr>
+        <w:t xml:space="preserve">· </w:t>
+      </w:r>
+      <w:r>
+        <w:rPr w:rFonts="맑은 고딕">
+          <w:rFonts w:ascii="맑은 고딕" w:hAnsi="맑은 고딕" w:eastAsia="맑은 고딕"/>
+          <w:b/>
+          <w:color w:val="1F2937"/>
+          <w:sz w:val="21"/>
+        </w:rPr>
+        <w:t xml:space="preserve">주요 수록곡 특징: </w:t>
+      </w:r>
+      <w:r>
+        <w:rPr w:rFonts="맑은 고딕">
+          <w:rFonts w:ascii="맑은 고딕" w:hAnsi="맑은 고딕" w:eastAsia="맑은 고딕"/>
+          <w:b w:val="0"/>
+          <w:sz w:val="21"/>
+        </w:rPr>
+        <w:t>벨벳처럼 부드러운 크루너 보컬 넘버부터 가슴을 저미는 서정적인 오케스트럴 팝 발라드까지 다채롭게 수록되어 있습니다. 유려한 어쿠스틱 악기 편곡과 진솔한 보컬의 조화는 화려한 전자음이 흉내 낼 수 없는 고아한 기품과 애절한 서정미를 드러냅니다.</w:t>
+      </w:r>
+    </w:p>
+    <w:p>
+      <w:pPr>
+        <w:spacing w:line="324" w:lineRule="auto" w:after="80"/>
+      </w:pPr>
+      <w:r>
+        <w:rPr w:rFonts="맑은 고딕">
+          <w:rFonts w:ascii="맑은 고딕" w:hAnsi="맑은 고딕" w:eastAsia="맑은 고딕"/>
+          <w:b w:val="0"/>
+          <w:color w:val="6B7280"/>
+          <w:sz w:val="21"/>
+        </w:rPr>
+        <w:t xml:space="preserve">· </w:t>
+      </w:r>
+      <w:r>
+        <w:rPr w:rFonts="맑은 고딕">
+          <w:rFonts w:ascii="맑은 고딕" w:hAnsi="맑은 고딕" w:eastAsia="맑은 고딕"/>
+          <w:b/>
+          <w:color w:val="1F2937"/>
+          <w:sz w:val="21"/>
+        </w:rPr>
+        <w:t xml:space="preserve">빈티지 감상 제언: </w:t>
+      </w:r>
+      <w:r>
+        <w:rPr w:rFonts="맑은 고딕">
+          <w:rFonts w:ascii="맑은 고딕" w:hAnsi="맑은 고딕" w:eastAsia="맑은 고딕"/>
+          <w:b w:val="0"/>
+          <w:sz w:val="21"/>
+        </w:rPr>
+        <w:t>진공관 앰프의 온화한 배음과 MM 카트리지 특유의 두툼하고 밀도 높은 중역대를 통해 감상할 때 음반의 진가가 극대화됩니다. 턴테이블 바늘이 음반에 닿을 때 피어오르는 미세한 지직거림조차 음악의 일부로 녹아들어, 늦은 밤 아늑한 감상실의 공기를 온기 가득하게 채워줍니다.</w:t>
+      </w:r>
+    </w:p>
+    <w:p>
+      <w:pPr>
+        <w:spacing w:line="324" w:lineRule="auto" w:after="80"/>
+      </w:pPr>
+      <w:r>
+        <w:rPr w:rFonts="맑은 고딕">
+          <w:rFonts w:ascii="맑은 고딕" w:hAnsi="맑은 고딕" w:eastAsia="맑은 고딕"/>
+          <w:b w:val="0"/>
+          <w:color w:val="6B7280"/>
+          <w:sz w:val="21"/>
+        </w:rPr>
+        <w:t xml:space="preserve">· </w:t>
+      </w:r>
+      <w:r>
+        <w:rPr w:rFonts="맑은 고딕">
+          <w:rFonts w:ascii="맑은 고딕" w:hAnsi="맑은 고딕" w:eastAsia="맑은 고딕"/>
+          <w:b/>
+          <w:color w:val="1F2937"/>
+          <w:sz w:val="21"/>
+        </w:rPr>
+        <w:t xml:space="preserve">소장 가치: </w:t>
+      </w:r>
+      <w:r>
+        <w:rPr w:rFonts="맑은 고딕">
+          <w:rFonts w:ascii="맑은 고딕" w:hAnsi="맑은 고딕" w:eastAsia="맑은 고딕"/>
+          <w:b w:val="0"/>
+          <w:sz w:val="21"/>
+        </w:rPr>
+        <w:t>디지털 음원으로는 온전히 복원할 수 없는 마스터 테이프 특유의 자연스러운 질감과 당대 음반 기획의 정취가 고스란히 보존된 귀중한 유산입니다. 시대를 초월한 팝의 명편들을 손끝으로 만지고 소장할 수 있다는 점에서 정통 LP 컬렉터에게 매우 각별한 가치를 선사합니다.</w:t>
+      </w:r>
+    </w:p>
+    <w:p>
+      <w:pPr>
+        <w:spacing w:line="324" w:lineRule="auto" w:after="120" w:before="160"/>
+      </w:pPr>
+      <w:r>
+        <w:rPr w:rFonts="맑은 고딕">
+          <w:rFonts w:ascii="맑은 고딕" w:hAnsi="맑은 고딕" w:eastAsia="맑은 고딕"/>
+          <w:b/>
+          <w:color w:val="4338CA"/>
+          <w:sz w:val="21"/>
+        </w:rPr>
+        <w:t>이 음반을 통해 아날로그 바늘 끝에서 피어나는 세월의 향기와 불멸의 멜로디가 전해주는 감동을 다시 한번 경험해 보시는 것은 어떨까요?</w:t>
       </w:r>
     </w:p>
     <w:sectPr>
       <w:pgSz w:w="12240" w:h="15840"/>
-      <w:pgMar w:top="1440" w:right="1440" w:bottom="1440" w:left="1440" w:header="720" w:footer="720" w:gutter="0"/>
+      <w:pgMar w:top="1152" w:right="1296" w:bottom="1152" w:left="1296" w:header="720" w:footer="720" w:gutter="0"/>
       <w:cols w:space="720"/>
       <w:docGrid w:linePitch="360"/>
     </w:sectPr>

--- a/word_reports/위치_731_Various Artists_Pop Song 반세기 Vol. 7.docx
+++ b/word_reports/위치_731_Various Artists_Pop Song 반세기 Vol. 7.docx
@@ -32,7 +32,7 @@
     </w:p>
     <w:p>
       <w:pPr>
-        <w:spacing w:line="324" w:lineRule="auto" w:before="80" w:after="160"/>
+        <w:spacing w:line="324" w:lineRule="auto" w:before="80" w:after="120"/>
       </w:pPr>
       <w:r>
         <w:rPr w:rFonts="맑은 고딕">
@@ -42,13 +42,6 @@
           <w:sz w:val="22"/>
         </w:rPr>
         <w:t xml:space="preserve">[음반 소개] </w:t>
-      </w:r>
-      <w:r>
-        <w:rPr w:rFonts="맑은 고딕">
-          <w:rFonts w:ascii="맑은 고딕" w:hAnsi="맑은 고딕" w:eastAsia="맑은 고딕"/>
-          <w:b w:val="0"/>
-          <w:sz w:val="21"/>
-        </w:rPr>
       </w:r>
     </w:p>
     <w:p>
@@ -61,7 +54,33 @@
           <w:b w:val="0"/>
           <w:sz w:val="21"/>
         </w:rPr>
-        <w:t>시간의 결을 품은 채 흘러간 지난 반세기의 위대한 팝 역사를 한 장의 바이닐에 정갈하게 갈무리한 기념비적인 컴필레이션 음반입니다. 서정적인 멜로디와 인간의 순수한 감정을 어루만지는 불멸의 선율들이 턴테이블의 회전을 따라 찬란하게 부활합니다. 라디오 다이얼 너머로 울려 퍼지던 아련한 시절의 노스탤지어와 당대 최고의 보컬리스트들이 남긴 온기 어린 울림이 묵직한 감동을 선사합니다. 세월이 흘러도 변치 않는 팝 클래식의 미학적 정수를 우아하고 기품 있는 소리로 전달하는 수작입니다.</w:t>
+        <w:t>20세기 대중음악의 거대한 조류를 한 장의 바이닐에 오롯이 담아낸 기획 옴니버스 시리즈 《Pop Song 반세기》는, 당대 척박했던 한국의 팝 수용사(史)에서 오아시스와 지구레코드 등 유수의 레이블들이 심혈을 기울여 축조해 낸 기념비적인 아카이브입니다. 그중에서도 여섯 번째 장을 장식하는 《Pop Song 반세기 Vol. 6》은 격동과 낭만이 교차하던 1950년대 후반부터 1970년대에 이르는 팝 음악의 황금기 유산을 정교하게 갈무리한 음반입니다. 서구 팝 음악이 단순히 이국의 유행가를 넘어 동시대 한국 청년들의 고단한 일상을 위무하고 문학적 상상력을 자극하던 시절, 본 음반은 안방과 음악다방의 턴테이블 위에서 시대를 잇는 찬란한 가교 역할을 묵묵히 수행해 냈습니다.</w:t>
+      </w:r>
+    </w:p>
+    <w:p>
+      <w:pPr>
+        <w:spacing w:line="324" w:lineRule="auto" w:after="120"/>
+      </w:pPr>
+      <w:r>
+        <w:rPr w:rFonts="맑은 고딕">
+          <w:rFonts w:ascii="맑은 고딕" w:hAnsi="맑은 고딕" w:eastAsia="맑은 고딕"/>
+          <w:b w:val="0"/>
+          <w:sz w:val="21"/>
+        </w:rPr>
+        <w:t>이 음반에 아로새겨진 트랙들은 단순한 상업적 히트곡의 나열에 머물지 않습니다. 스탠더드 팝의 원숙한 품격, 초기 로큰롤과 두왑의 순수한 열정, 그리고 어쿠스틱 포크와 소울이 빚어내는 서정적 결이 유려한 흐름 속에 자리 잡고 있습니다. 이는 한 시대를 풍미했던 거장들이 음악을 통해 전하고자 했던 '사랑과 상실, 청춘의 방황과 휴머니즘'이라는 보편적 서사를 입체적으로 조망하게 만듭니다. 음악적 기교에 앞서 진솔한 멜로디와 시적인 노랫말로 세상을 보듬었던 그 시절 아티스트들의 치열한 예술혼은, 수십 년의 세월을 훌쩍 뛰어넘어 오늘날 우리에게도 깊은 울림을 전합니다.</w:t>
+      </w:r>
+    </w:p>
+    <w:p>
+      <w:pPr>
+        <w:spacing w:line="324" w:lineRule="auto" w:after="120"/>
+      </w:pPr>
+      <w:r>
+        <w:rPr w:rFonts="맑은 고딕">
+          <w:rFonts w:ascii="맑은 고딕" w:hAnsi="맑은 고딕" w:eastAsia="맑은 고딕"/>
+          <w:b w:val="0"/>
+          <w:sz w:val="21"/>
+        </w:rPr>
+        <w:t>검은 그루브 위로 바늘이 미끄러져 내려앉는 순간, 스피커 너머로 피어오르는 사운드는 아날로그 시대만이 품을 수 있었던 순도 높은 온기를 머금고 있습니다. 디지털 음원의 매끄러운 완벽함에서는 결코 마주할 수 없는 투박하지만 진실한 배음(Harmonics), 찰나의 숨소리마저 현장감으로 승화시키는 빈티지 녹음의 질감은 듣는 이를 단숨에 노을빛 물든 과거의 시간 속으로 데려갑니다. 《Pop Song 반세기 Vol. 6》은 흘러간 옛 노래를 회고하는 감상주의를 넘어, 대중음악이 예술의 경지에 도달했던 가장 아름다운 반세기의 편린을 증언하는 하나의 역사적 기록이자 영혼의 안식처라 할 수 있습니다.</w:t>
       </w:r>
     </w:p>
     <w:p>
@@ -168,7 +187,7 @@
           <w:b w:val="0"/>
           <w:sz w:val="21"/>
         </w:rPr>
-        <w:t>20세기 중반 황금기를 수놓았던 서양 팝의 걸작들을 체계적으로 집대성하여 국내 애호가들에게 서구 대중음악의 정수를 품격 있게 소개하고자 기획·발매된 역사적 옴니버스 시리즈 음반입니다.</w:t>
+        <w:t>1970~80년대 한국 음반사에서 기획·발매한 역사적 팝 명곡 선집 시리즈로, 20세기 전반을 아우르는 불멸의 팝 명곡들을 엄선하여 라이선스 및 편집 음반 형태로 정갈하게 복원·발매한 기획반입니다.</w:t>
       </w:r>
     </w:p>
     <w:p>
@@ -199,7 +218,7 @@
           <w:b w:val="0"/>
           <w:sz w:val="21"/>
         </w:rPr>
-        <w:t>발매 당시 국내 음악 감상실과 심야 라디오 방송가를 중심으로 폭발적인 반향을 일으키며 연작 시리즈 전반에 걸쳐 롱셀러를 기록하였고, 당대 팝 애호가들의 필청 음반으로 확고히 자리 잡았습니다.</w:t>
+        <w:t>발매 당시 음악다방의 전성기와 맞물려 라디오 애청자 및 팝 애호가들 사이에서 필청반으로 확고히 자리 잡았으며, 장기 스테디셀러를 기록하며 수많은 음악 팬들의 감수성을 형성하는 데 지대한 영향을 미쳤습니다.</w:t>
       </w:r>
     </w:p>
     <w:p>
@@ -230,7 +249,7 @@
           <w:b w:val="0"/>
           <w:sz w:val="21"/>
         </w:rPr>
-        <w:t>단일 수상 내역을 넘어 빌보드 차트 정상을 차지했던 명곡들과 그래미 어워즈를 빛낸 세기의 아티스트들의 마스터피스를 망라함으로써 대중음악 평단으로부터 탁월한 큐레이션의 가치를 공인받았습니다.</w:t>
+        <w:t>단일 앨범 차원의 시상 내역보다는, 당대 빌보드 차트 상위권을 장악하고 그래미 어워드 및 로큰롤 명예의 전당을 수놓은 전설적인 아티스트들의 마스터피스들만을 엄격히 선별하여 수록했다는 점에서 음반 자체가 지닌 음악사적 권위가 매우 높습니다.</w:t>
       </w:r>
     </w:p>
     <w:p>
@@ -275,7 +294,7 @@
           <w:b w:val="0"/>
           <w:sz w:val="21"/>
         </w:rPr>
-        <w:t>다국적 (미국, 영국 등)</w:t>
+        <w:t>미국, 영국 등 다국적 (다양한 글로벌 아티스트 연합)</w:t>
       </w:r>
     </w:p>
     <w:p>
@@ -306,7 +325,7 @@
           <w:b w:val="0"/>
           <w:sz w:val="21"/>
         </w:rPr>
-        <w:t>20세기 중·후반 활동 거장 중심</w:t>
+        <w:t>1950년대~1970년대 전성기를 누린 다수의 아티스트</w:t>
       </w:r>
     </w:p>
     <w:p>
@@ -337,7 +356,7 @@
           <w:b w:val="0"/>
           <w:sz w:val="21"/>
         </w:rPr>
-        <w:t>솔로 및 보컬 그룹 연합 (옴니버스)</w:t>
+        <w:t>옴니버스 (Various Artists)</w:t>
       </w:r>
     </w:p>
     <w:p>
@@ -368,7 +387,7 @@
           <w:b w:val="0"/>
           <w:sz w:val="21"/>
         </w:rPr>
-        <w:t>팝 음악의 여명기와 황금시대를 찬란하게 수놓은 당대 최고의 보컬리스트들과 명연주자들이 한자리에 모인 역사적 연대기입니다. 스탠더드 팝의 기틀을 마련하고 인간의 보편적 정서를 노래한 이들의 독창적인 예술성은 현대 대중음악의 거대한 뿌리를 형성하였습니다.</w:t>
+        <w:t>팝 음악의 황금기를 견인했던 솔로 보컬리스트, 전설적인 두왑 그룹, 포크 싱어송라이터들이 한데 모여 각자의 독창적인 음악 세계를 펼쳐 보입니다. 이들은 20세기 대중문화의 기틀을 확립하고 현대 대중음악의 어법을 완성한 불멸의 거장들입니다.</w:t>
       </w:r>
     </w:p>
     <w:p>
@@ -413,7 +432,7 @@
           <w:b w:val="0"/>
           <w:sz w:val="21"/>
         </w:rPr>
-        <w:t>팝 음악이 단순한 대중적 유행을 넘어 시대를 대변하는 고전 예술로 승화하던 순간들을 밀도 있게 조명한 앤솔러지 음반입니다. 흩어져 있던 당대의 명연들을 하나의 완성도 높은 서사로 엮어내어 팝의 흐름을 한눈에 조망하게 하는 독보적인 아카이브적 의의를 지닙니다.</w:t>
+        <w:t>서구 팝 음악의 진화를 거시적인 안목으로 조망할 수 있는 정통 앤솔러지 앨범으로, 멜로디 중심의 클래식 팝부터 서정적인 포크·소프트 록에 이르기까지 20세기 중반 대중음악의 정수를 담아낸 사료적 가치를 지닙니다.</w:t>
       </w:r>
     </w:p>
     <w:p>
@@ -444,7 +463,7 @@
           <w:b w:val="0"/>
           <w:sz w:val="21"/>
         </w:rPr>
-        <w:t>1970~80년대 LP의 검은 소릿골을 타고 흘러나오던 이 음악들은 청춘들에게 서구 낭만주의에 대한 동경이자 일상을 달래주던 순수한 위안이었습니다. 빛바랜 흑백 사진과 낡은 음악 다방의 공기, 한밤의 라디오 시그널을 떠올리게 하며 아날로그 세대의 애틋한 서정을 고스란히 환기합니다.</w:t>
+        <w:t>낡은 전파사 트랜지스터라디오와 음악다방의 목침 스피커를 통해 청춘의 아픔을 달래던 1970~80년대 한국의 감성적 풍경이 고스란히 배어 있으며, 번안곡과 원곡 사이를 유영하며 시대를 호흡했던 세대의 노스탤지어가 담겨 있습니다.</w:t>
       </w:r>
     </w:p>
     <w:p>
@@ -489,7 +508,7 @@
           <w:b w:val="0"/>
           <w:sz w:val="21"/>
         </w:rPr>
-        <w:t>벨벳처럼 부드러운 크루너 보컬 넘버부터 가슴을 저미는 서정적인 오케스트럴 팝 발라드까지 다채롭게 수록되어 있습니다. 유려한 어쿠스틱 악기 편곡과 진솔한 보컬의 조화는 화려한 전자음이 흉내 낼 수 없는 고아한 기품과 애절한 서정미를 드러냅니다.</w:t>
+        <w:t>시대를 초월한 낭만을 들려주는 스탠더드 발라드와 맑고 투명한 어쿠스틱 선율의 포크 명곡들이 조화를 이룹니다. 현악 오케스트레이션의 유려함과 솔직담백한 보컬의 텍스처가 돋보이며, 각 곡마다 서정성이 극대화되어 있습니다.</w:t>
       </w:r>
     </w:p>
     <w:p>
@@ -520,7 +539,7 @@
           <w:b w:val="0"/>
           <w:sz w:val="21"/>
         </w:rPr>
-        <w:t>진공관 앰프의 온화한 배음과 MM 카트리지 특유의 두툼하고 밀도 높은 중역대를 통해 감상할 때 음반의 진가가 극대화됩니다. 턴테이블 바늘이 음반에 닿을 때 피어오르는 미세한 지직거림조차 음악의 일부로 녹아들어, 늦은 밤 아늑한 감상실의 공기를 온기 가득하게 채워줍니다.</w:t>
+        <w:t>진공관 앰프의 부드러운 하모닉스와 중음역대가 두터운 빈티지 스피커(JBL, AR 계열)를 매칭할 때 가장 이상적인 사운드를 구현합니다. LP 특유의 턴테이블 카트리지가 긁어내는 미세한 바스락거림조차 음악의 일부가 되는 아날로그적 정취를 음미해 보길 권합니다.</w:t>
       </w:r>
     </w:p>
     <w:p>
@@ -551,7 +570,7 @@
           <w:b w:val="0"/>
           <w:sz w:val="21"/>
         </w:rPr>
-        <w:t>디지털 음원으로는 온전히 복원할 수 없는 마스터 테이프 특유의 자연스러운 질감과 당대 음반 기획의 정취가 고스란히 보존된 귀중한 유산입니다. 시대를 초월한 팝의 명편들을 손끝으로 만지고 소장할 수 있다는 점에서 정통 LP 컬렉터에게 매우 각별한 가치를 선사합니다.</w:t>
+        <w:t>스트리밍 시대에 분절되어 소비되는 음악과 달리, 한 시대를 수놓은 명곡들을 온전한 호흡의 바이닐로 실물 소장할 수 있다는 점에서 올드 팝 애호가와 LP 컬렉터 모두에게 소중한 소장 가치를 지닙니다.</w:t>
       </w:r>
     </w:p>
     <w:p>
@@ -565,7 +584,7 @@
           <w:color w:val="4338CA"/>
           <w:sz w:val="21"/>
         </w:rPr>
-        <w:t>이 음반을 통해 아날로그 바늘 끝에서 피어나는 세월의 향기와 불멸의 멜로디가 전해주는 감동을 다시 한번 경험해 보시는 것은 어떨까요?</w:t>
+        <w:t>이 음반을 통해 아날로그 바늘 끝에서 피어오르는 빛바랜 낭만과 세월을 견뎌낸 멜로디가 전해주는 감동을 다시 한번 경험해 보시는 것은 어떨까요?</w:t>
       </w:r>
     </w:p>
     <w:sectPr>
